--- a/Aliaksandr_Zhyvutski_CV_RU.docx
+++ b/Aliaksandr_Zhyvutski_CV_RU.docx
@@ -88,7 +88,7 @@
           <w:sz w:val="20"/>
           <w:szCs w:val="20"/>
         </w:rPr>
-        <w:t xml:space="preserve">Продуктовый дизайнер, 8 лет в B2B и enterprise: MedTech, финтех, розничный POS, CRM. Сейчас руковожу командой из четырёх дизайнеров и веду продукт целиком — от постановки задачи до релиза: формулирую проблему, принимаю решение, пишу спецификацию и довожу её до продакшена. Специализация — плотные ролевые интерфейсы, в которых люди проводят весь рабочий день и планка задана таблицами. Построил две дизайн-системы с нуля и масштабировал третью в банке; текущая — 50+ компонентов, принята четырьмя продуктовыми командами. Отдельно веду ZUI — открытую библиотеку React-компонентов, синхронизированную с Figma один в один.</w:t>
+        <w:t xml:space="preserve">Продуктовый дизайнер, 8 лет в B2B и enterprise: MedTech, финтех, розничный POS, CRM. Сейчас руковожу командой из четырёх дизайнеров и веду продукт целиком — от постановки задачи до релиза: формулирую проблему, принимаю решение, пишу спецификацию и довожу её до продакшена. Специализация — плотные ролевые интерфейсы, в которых люди проводят весь рабочий день и планка задана таблицами. Построил две дизайн-системы с нуля и масштабировал третью в банке; текущая — 50+ компонентов, принята четырьмя продуктовыми командами. Отдельно веду ZUI — библиотеку React-компонентов, которую постоянно дорабатываю: она синхронизирована с Figma один в один.</w:t>
       </w:r>
     </w:p>
     <w:p>
@@ -268,7 +268,7 @@
           <w:sz w:val="20"/>
           <w:szCs w:val="20"/>
         </w:rPr>
-        <w:t xml:space="preserve">Figma (Variables, Auto Layout, Components, Variants), Tokens Studio, Style Dictionary, Storybook, FigJam, Photoshop, Illustrator, After Effects, Blender, HTML, CSS, React, TypeScript, публикация в npm, понимание ограничений фронтенда</w:t>
+        <w:t xml:space="preserve">Figma (Variables, Auto Layout, Components, Variants), Tokens Studio, Style Dictionary, Storybook, FigJam, Photoshop, Illustrator, After Effects, Blender, HTML, CSS, React, TypeScript, понимание ограничений фронтенда</w:t>
       </w:r>
     </w:p>
     <w:p>
@@ -476,7 +476,7 @@
           <w:sz w:val="20"/>
           <w:szCs w:val="20"/>
         </w:rPr>
-        <w:t xml:space="preserve">Перестроил прототипирование вокруг AI-агента: рисую экран в Figma, агент собирает его один в один из продакшен-компонентов, поэтому на ревью попадает то, что уже работает.</w:t>
+        <w:t xml:space="preserve">Собрал AI-харнес для дизайна: агент собирает страницы и модальные окна строго из компонентов дизайн-системы и не отходит от гайдлайнов. Основа — навык с правилами системы (токены, компоненты, паттерны), письменный план до отрисовки и хуки, которые превращают замечания в правки навыка; поэтому на ревью попадает то, что уже работает, а разработка начинается с рабочего кода.</w:t>
       </w:r>
     </w:p>
     <w:p>
@@ -960,7 +960,7 @@
           <w:sz w:val="21"/>
           <w:szCs w:val="21"/>
         </w:rPr>
-        <w:t xml:space="preserve">ZUI — открытая библиотека компонентов</w:t>
+        <w:t xml:space="preserve">ZUI — библиотека компонентов</w:t>
       </w:r>
     </w:p>
     <w:p>
@@ -974,25 +974,25 @@
           <w:sz w:val="20"/>
           <w:szCs w:val="20"/>
         </w:rPr>
-        <w:t xml:space="preserve">Личный проект · React и TypeScript · npm @zui · лицензия MIT · github.com/DesignerZhiv</w:t>
-      </w:r>
-    </w:p>
-    <w:p>
-      <w:pPr>
-        <w:pStyle w:val="ListParagraph"/>
-        <w:numPr>
-          <w:ilvl w:val="0"/>
-          <w:numId w:val="2"/>
-        </w:numPr>
-        <w:spacing w:after="60" w:line="252"/>
-      </w:pPr>
-      <w:r>
-        <w:rPr>
-          <w:rFonts w:ascii="Calibri" w:cs="Calibri" w:eastAsia="Calibri" w:hAnsi="Calibri"/>
-          <w:sz w:val="20"/>
-          <w:szCs w:val="20"/>
-        </w:rPr>
-        <w:t xml:space="preserve">Открытая библиотека компонентов, синхронизированная один в один с продакшен-библиотекой в Figma: API, состояния и токены сверены с живой спецификацией.</w:t>
+        <w:t xml:space="preserve">Личный проект · React и TypeScript</w:t>
+      </w:r>
+    </w:p>
+    <w:p>
+      <w:pPr>
+        <w:pStyle w:val="ListParagraph"/>
+        <w:numPr>
+          <w:ilvl w:val="0"/>
+          <w:numId w:val="2"/>
+        </w:numPr>
+        <w:spacing w:after="60" w:line="252"/>
+      </w:pPr>
+      <w:r>
+        <w:rPr>
+          <w:rFonts w:ascii="Calibri" w:cs="Calibri" w:eastAsia="Calibri" w:hAnsi="Calibri"/>
+          <w:sz w:val="20"/>
+          <w:szCs w:val="20"/>
+        </w:rPr>
+        <w:t xml:space="preserve">Библиотека компонентов, которую я постоянно дорабатываю, синхронизирована один в один с продакшен-библиотекой в Figma: API, состояния и токены сверены с живой спецификацией.</w:t>
       </w:r>
     </w:p>
     <w:p>
